--- a/Evolution/chapters/12 - The Evolution of Niceness - Cooperation Cheats and Game Theory.docx
+++ b/Evolution/chapters/12 - The Evolution of Niceness - Cooperation Cheats and Game Theory.docx
@@ -14,7 +14,7 @@
     </w:p>
     <w:p>
       <w:pPr>
-        <w:pStyle w:val="Heading1"/>
+        <w:pStyle w:val="ChapterLabel"/>
         <w:ind w:left="0" w:right="0" w:firstLine="0"/>
         <w:jc w:val="center"/>
       </w:pPr>
@@ -34,7 +34,7 @@
     </w:p>
     <w:p>
       <w:pPr>
-        <w:pStyle w:val="Heading1"/>
+        <w:pStyle w:val="Heading2"/>
         <w:ind w:left="0" w:right="0" w:firstLine="0"/>
         <w:jc w:val="center"/>
       </w:pPr>
@@ -53,7 +53,12 @@
       <w:r>
         <w:br/>
         <w:br/>
-        <w:t>Individuals that leave more offspring than their rivals become more common. That is the whole engine.</w:t>
+        <w:t>Individuals that leave more offspring than their rivals become more common.</w:t>
+      </w:r>
+      <w:r>
+        <w:br/>
+        <w:br/>
+        <w:t>That is the whole engine.</w:t>
       </w:r>
       <w:r>
         <w:br/>
@@ -83,12 +88,27 @@
       <w:r>
         <w:br/>
         <w:br/>
-        <w:t>He called the sterile worker insects you met in Chapter 10 (the chapter on helping relatives) something worse than puzzling. He called them “one special difficulty, which at first appeared to me insuperable, and actually fatal to my whole theory.”</w:t>
+        <w:t>He called the sterile worker insects you met in Chapter 10 (the chapter on helping relatives) something worse than puzzling.</w:t>
       </w:r>
       <w:r>
         <w:br/>
         <w:br/>
-        <w:t>Chapter 10 already solved part of the puzzle, for relatives. A gene that helps a sibling or a cousin can still spread. It just needs a big enough genetic payoff, adjusted for how closely related the helper and the helped are.</w:t>
+        <w:t>He called them “one special difficulty, which at first appeared to me insuperable, and actually fatal to my whole theory.”</w:t>
+      </w:r>
+      <w:r>
+        <w:br/>
+        <w:br/>
+        <w:t>Chapter 10 already solved part of the puzzle, for relatives.</w:t>
+      </w:r>
+      <w:r>
+        <w:br/>
+        <w:br/>
+        <w:t>A gene that helps a sibling or a cousin can still spread.</w:t>
+      </w:r>
+      <w:r>
+        <w:br/>
+        <w:br/>
+        <w:t>It just needs a big enough genetic payoff, adjusted for how closely related the helper and the helped are.</w:t>
       </w:r>
       <w:r>
         <w:br/>
@@ -108,7 +128,7 @@
     </w:p>
     <w:p>
       <w:pPr>
-        <w:pStyle w:val="Heading1"/>
+        <w:pStyle w:val="Heading2"/>
         <w:ind w:left="0" w:right="0" w:firstLine="0"/>
         <w:jc w:val="center"/>
       </w:pPr>
@@ -122,7 +142,12 @@
         <w:jc w:val="center"/>
       </w:pPr>
       <w:r>
-        <w:t xml:space="preserve">In 1971, the biologist Robert Trivers, who studies why animals act the way they do, proposed an answer. He called it </w:t>
+        <w:t>In 1971, the biologist Robert Trivers, who studies why animals act the way they do, proposed an answer.</w:t>
+      </w:r>
+      <w:r>
+        <w:br/>
+        <w:br/>
+        <w:t xml:space="preserve">He called it </w:t>
       </w:r>
       <w:r>
         <w:rPr>
@@ -141,7 +166,12 @@
       <w:r>
         <w:br/>
         <w:br/>
-        <w:t>Not because they are related. Because the favor is likely to be returned.</w:t>
+        <w:t>Not because they are related.</w:t>
+      </w:r>
+      <w:r>
+        <w:br/>
+        <w:br/>
+        <w:t>Because the favor is likely to be returned.</w:t>
       </w:r>
       <w:r>
         <w:br/>
@@ -151,7 +181,17 @@
       <w:r>
         <w:br/>
         <w:br/>
-        <w:t>A bat that fails to feed on a given night will starve within about sixty hours. That is just two and a half days. Most mammals its size can go far longer without food.</w:t>
+        <w:t>A bat that fails to feed on a given night will starve within about sixty hours.</w:t>
+      </w:r>
+      <w:r>
+        <w:br/>
+        <w:br/>
+        <w:t>That is just two and a half days.</w:t>
+      </w:r>
+      <w:r>
+        <w:br/>
+        <w:br/>
+        <w:t>Most mammals its size can go far longer without food.</w:t>
       </w:r>
       <w:r>
         <w:br/>
@@ -161,7 +201,12 @@
       <w:r>
         <w:br/>
         <w:br/>
-        <w:t>Researchers have tracked these exchanges for years. Bats preferentially share with individuals who have shared with them before.</w:t>
+        <w:t>Researchers have tracked these exchanges for years.</w:t>
+      </w:r>
+      <w:r>
+        <w:br/>
+        <w:br/>
+        <w:t>Bats preferentially share with individuals who have shared with them before.</w:t>
       </w:r>
       <w:r>
         <w:br/>
@@ -171,7 +216,12 @@
       <w:r>
         <w:br/>
         <w:br/>
-        <w:t>The relationship looks less like charity and more like a long-running loan arrangement between neighbors. It is kept honest by memory and repeated encounters.</w:t>
+        <w:t>The relationship looks less like charity and more like a long-running loan arrangement between neighbors.</w:t>
+      </w:r>
+      <w:r>
+        <w:br/>
+        <w:br/>
+        <w:t>It is kept honest by memory and repeated encounters.</w:t>
       </w:r>
       <w:r>
         <w:br/>
@@ -191,7 +241,7 @@
     </w:p>
     <w:p>
       <w:pPr>
-        <w:pStyle w:val="Heading1"/>
+        <w:pStyle w:val="Heading2"/>
         <w:ind w:left="0" w:right="0" w:firstLine="0"/>
         <w:jc w:val="center"/>
       </w:pPr>
@@ -205,7 +255,17 @@
         <w:jc w:val="center"/>
       </w:pPr>
       <w:r>
-        <w:t xml:space="preserve">To study when cooperation like this can last, researchers turned to a field called game theory. Game theorists study strategy using simple, rule-based games. They borrowed a puzzle from economics, called the </w:t>
+        <w:t>To study when cooperation like this can last, researchers turned to a field called game theory.</w:t>
+      </w:r>
+      <w:r>
+        <w:br/>
+        <w:br/>
+        <w:t>Game theorists study strategy using simple, rule-based games.</w:t>
+      </w:r>
+      <w:r>
+        <w:br/>
+        <w:br/>
+        <w:t xml:space="preserve">They borrowed a puzzle from economics, called the </w:t>
       </w:r>
       <w:r>
         <w:rPr>
@@ -219,7 +279,17 @@
       <w:r>
         <w:br/>
         <w:br/>
-        <w:t>Picture two players. Each one chooses whether to cooperate or defect (secretly work against the other for personal gain). Neither player knows what the other picked.</w:t>
+        <w:t>Picture two players.</w:t>
+      </w:r>
+      <w:r>
+        <w:br/>
+        <w:br/>
+        <w:t>Each one chooses whether to cooperate or defect (secretly work against the other for personal gain).</w:t>
+      </w:r>
+      <w:r>
+        <w:br/>
+        <w:br/>
+        <w:t>Neither player knows what the other picked.</w:t>
       </w:r>
       <w:r>
         <w:br/>
@@ -249,17 +319,32 @@
       <w:r>
         <w:br/>
         <w:br/>
-        <w:t>So two purely rational players who will never meet again should both defect. Both end up worse off than if they had simply cooperated.</w:t>
+        <w:t>So two purely rational players who will never meet again should both defect.</w:t>
       </w:r>
       <w:r>
         <w:br/>
         <w:br/>
-        <w:t>Here is the more interesting question. What happens when the same two players meet again and again, many times? And what if each one remembers what the other did last time?</w:t>
+        <w:t>Both end up worse off than if they had simply cooperated.</w:t>
+      </w:r>
+      <w:r>
+        <w:br/>
+        <w:br/>
+        <w:t>Here is the more interesting question.</w:t>
+      </w:r>
+      <w:r>
+        <w:br/>
+        <w:br/>
+        <w:t>What happens when the same two players meet again and again, many times?</w:t>
+      </w:r>
+      <w:r>
+        <w:br/>
+        <w:br/>
+        <w:t>And what if each one remembers what the other did last time?</w:t>
       </w:r>
     </w:p>
     <w:p>
       <w:pPr>
-        <w:pStyle w:val="Heading1"/>
+        <w:pStyle w:val="Heading2"/>
         <w:ind w:left="0" w:right="0" w:firstLine="0"/>
         <w:jc w:val="center"/>
       </w:pPr>
@@ -273,22 +358,47 @@
         <w:jc w:val="center"/>
       </w:pPr>
       <w:r>
-        <w:t>In the late 1970s, the political scientist Robert Axelrod ran an experiment to find out.</w:t>
+        <w:t>Around 1980, the political scientist Robert Axelrod ran an experiment to find out.</w:t>
       </w:r>
       <w:r>
         <w:br/>
         <w:br/>
-        <w:t>He invited game theorists to submit computer programs. Each program encoded a strategy for playing the repeated Prisoner's Dilemma. Then he had all the programs compete against each other in a round-robin tournament. In that kind of tournament, every strategy played every other strategy in turn.</w:t>
+        <w:t>He invited game theorists to submit computer programs.</w:t>
       </w:r>
       <w:r>
         <w:br/>
         <w:br/>
-        <w:t>Some strategies were elaborate. They tracked long histories and tried to predict what the opponent would do next.</w:t>
+        <w:t>Each program encoded a strategy for playing the repeated Prisoner's Dilemma.</w:t>
       </w:r>
       <w:r>
         <w:br/>
         <w:br/>
-        <w:t>The winner was submitted by the psychologist Anatol Rapoport. It was the shortest, simplest program in the whole tournament.</w:t>
+        <w:t>Then he had all the programs compete against each other in a round-robin tournament.</w:t>
+      </w:r>
+      <w:r>
+        <w:br/>
+        <w:br/>
+        <w:t>In that kind of tournament, every strategy played every other strategy in turn.</w:t>
+      </w:r>
+      <w:r>
+        <w:br/>
+        <w:br/>
+        <w:t>Some strategies were elaborate.</w:t>
+      </w:r>
+      <w:r>
+        <w:br/>
+        <w:br/>
+        <w:t>They tracked long histories and tried to predict what the opponent would do next.</w:t>
+      </w:r>
+      <w:r>
+        <w:br/>
+        <w:br/>
+        <w:t>The winner was submitted by the psychologist Anatol Rapoport.</w:t>
+      </w:r>
+      <w:r>
+        <w:br/>
+        <w:br/>
+        <w:t>It was the shortest, simplest program in the whole tournament.</w:t>
       </w:r>
       <w:r>
         <w:br/>
@@ -302,12 +412,27 @@
         <w:t>Tit for Tat</w:t>
       </w:r>
       <w:r>
-        <w:t>. Its rule was almost embarrassingly simple: cooperate on the first move. Then, on every later move, do exactly what your opponent did to you last time.</w:t>
+        <w:t>.</w:t>
       </w:r>
       <w:r>
         <w:br/>
         <w:br/>
-        <w:t>Axelrod published the results, then ran a second, bigger tournament. This time, competitors already knew Tit for Tat had won once, so they designed strategies specifically meant to beat it.</w:t>
+        <w:t>Its rule was almost embarrassingly simple: cooperate on the first move.</w:t>
+      </w:r>
+      <w:r>
+        <w:br/>
+        <w:br/>
+        <w:t>Then, on every later move, do exactly what your opponent did to you last time.</w:t>
+      </w:r>
+      <w:r>
+        <w:br/>
+        <w:br/>
+        <w:t>Axelrod published the results, then ran a second, bigger tournament.</w:t>
+      </w:r>
+      <w:r>
+        <w:br/>
+        <w:br/>
+        <w:t>This time, competitors already knew Tit for Tat had won once, so they designed strategies specifically meant to beat it.</w:t>
       </w:r>
       <w:r>
         <w:br/>
@@ -341,17 +466,27 @@
       <w:r>
         <w:br/>
         <w:br/>
-        <w:t>And it was forgiving: a single defection by the opponent earned exactly one retaliation, not a permanent grudge. So cooperation could start again.</w:t>
+        <w:t>And it was forgiving: a single defection by the opponent earned exactly one retaliation, not a permanent grudge.</w:t>
       </w:r>
       <w:r>
         <w:br/>
         <w:br/>
-        <w:t>Nice, but not a pushover. Firm, but not vindictive.</w:t>
+        <w:t>So cooperation could start again.</w:t>
+      </w:r>
+      <w:r>
+        <w:br/>
+        <w:br/>
+        <w:t>Nice, but not a pushover.</w:t>
+      </w:r>
+      <w:r>
+        <w:br/>
+        <w:br/>
+        <w:t>Firm, but not vindictive.</w:t>
       </w:r>
     </w:p>
     <w:p>
       <w:pPr>
-        <w:pStyle w:val="Heading1"/>
+        <w:pStyle w:val="Heading2"/>
         <w:ind w:left="0" w:right="0" w:firstLine="0"/>
         <w:jc w:val="center"/>
       </w:pPr>
@@ -365,12 +500,32 @@
         <w:jc w:val="center"/>
       </w:pPr>
       <w:r>
-        <w:t>Winning a computer tournament is one thing. Evolutionary biologists wanted to know something harder. Could a strategy like this actually survive in a real population under natural selection? Could it resist invasion by cheats?</w:t>
+        <w:t>Winning a computer tournament is one thing.</w:t>
       </w:r>
       <w:r>
         <w:br/>
         <w:br/>
-        <w:t xml:space="preserve">You already met John Maynard Smith in Chapter 11, the chapter on sex and why it exists. In the 1970s, working with the scientist George Price, he developed a concept called an </w:t>
+        <w:t>Evolutionary biologists wanted to know something harder.</w:t>
+      </w:r>
+      <w:r>
+        <w:br/>
+        <w:br/>
+        <w:t>Could a strategy like this actually survive in a real population under natural selection?</w:t>
+      </w:r>
+      <w:r>
+        <w:br/>
+        <w:br/>
+        <w:t>Could it resist invasion by cheats?</w:t>
+      </w:r>
+      <w:r>
+        <w:br/>
+        <w:br/>
+        <w:t>You already met John Maynard Smith in Chapter 11, the chapter on sex and why it exists.</w:t>
+      </w:r>
+      <w:r>
+        <w:br/>
+        <w:br/>
+        <w:t xml:space="preserve">In the 1970s, working with the scientist George Price, he developed a concept called an </w:t>
       </w:r>
       <w:r>
         <w:rPr>
@@ -379,7 +534,12 @@
         <w:t>evolutionarily stable strategy</w:t>
       </w:r>
       <w:r>
-        <w:t>. This is a strategy that, once common in a population, cannot be beaten by any rare alternative trying to invade it.</w:t>
+        <w:t>.</w:t>
+      </w:r>
+      <w:r>
+        <w:br/>
+        <w:br/>
+        <w:t>This is a strategy that, once common in a population, cannot be beaten by any rare alternative trying to invade it.</w:t>
       </w:r>
       <w:r>
         <w:br/>
@@ -393,32 +553,77 @@
         <w:t>Hawk-Dove game</w:t>
       </w:r>
       <w:r>
-        <w:t>. Hawks always fight over a resource, risking injury. Doves always retreat rather than fight.</w:t>
+        <w:t>.</w:t>
       </w:r>
       <w:r>
         <w:br/>
         <w:br/>
-        <w:t>A population of all Doves is not stable. A single Hawk that shows up will win every contest without ever being challenged, so Hawk genes spread fast.</w:t>
+        <w:t>Hawks always fight over a resource, risking injury.</w:t>
       </w:r>
       <w:r>
         <w:br/>
         <w:br/>
-        <w:t>A population of all Hawks is not stable either. Constant fighting and injury make that costly. So a rare Dove, who simply avoids the expensive fights, ends up doing better by comparison.</w:t>
+        <w:t>Doves always retreat rather than fight.</w:t>
       </w:r>
       <w:r>
         <w:br/>
         <w:br/>
-        <w:t>The stable outcome is usually a mix of the two strategies. Sometimes it is a single strategy instead. That single strategy acts like a Hawk in some situations and a Dove in others. The two forces stay in balance, pulling against each other.</w:t>
+        <w:t>A population of all Doves is not stable.</w:t>
       </w:r>
       <w:r>
         <w:br/>
         <w:br/>
-        <w:t>Cooperation between unrelated individuals can be evolutionarily stable in exactly this same way. It just needs the right conditions: repeated interaction, and some way to recognize and punish cheats.</w:t>
+        <w:t>A single Hawk that shows up will win every contest without ever being challenged, so Hawk genes spread fast.</w:t>
+      </w:r>
+      <w:r>
+        <w:br/>
+        <w:br/>
+        <w:t>A population of all Hawks is not stable either.</w:t>
+      </w:r>
+      <w:r>
+        <w:br/>
+        <w:br/>
+        <w:t>Constant fighting and injury make that costly.</w:t>
+      </w:r>
+      <w:r>
+        <w:br/>
+        <w:br/>
+        <w:t>So a rare Dove, who simply avoids the expensive fights, ends up doing better by comparison.</w:t>
+      </w:r>
+      <w:r>
+        <w:br/>
+        <w:br/>
+        <w:t>The stable outcome is usually a mix of the two strategies.</w:t>
+      </w:r>
+      <w:r>
+        <w:br/>
+        <w:br/>
+        <w:t>Sometimes it is a single strategy instead.</w:t>
+      </w:r>
+      <w:r>
+        <w:br/>
+        <w:br/>
+        <w:t>That single strategy acts like a Hawk in some situations and a Dove in others.</w:t>
+      </w:r>
+      <w:r>
+        <w:br/>
+        <w:br/>
+        <w:t>The two forces stay in balance, pulling against each other.</w:t>
+      </w:r>
+      <w:r>
+        <w:br/>
+        <w:br/>
+        <w:t>Cooperation between unrelated individuals can be evolutionarily stable in exactly this same way.</w:t>
+      </w:r>
+      <w:r>
+        <w:br/>
+        <w:br/>
+        <w:t>It just needs the right conditions: repeated interaction, and some way to recognize and punish cheats.</w:t>
       </w:r>
     </w:p>
     <w:p>
       <w:pPr>
-        <w:pStyle w:val="Heading1"/>
+        <w:pStyle w:val="Heading2"/>
         <w:ind w:left="0" w:right="0" w:firstLine="0"/>
         <w:jc w:val="center"/>
       </w:pPr>
@@ -442,7 +647,17 @@
       <w:r>
         <w:br/>
         <w:br/>
-        <w:t>In some primate societies, individuals sometimes fail to return a grooming favor. Others cheat when food is shared. Either kind of cheat can be excluded from future cooperation, or actively punished by the group.</w:t>
+        <w:t>In some primate societies, individuals sometimes fail to return a grooming favor.</w:t>
+      </w:r>
+      <w:r>
+        <w:br/>
+        <w:br/>
+        <w:t>Others cheat when food is shared.</w:t>
+      </w:r>
+      <w:r>
+        <w:br/>
+        <w:br/>
+        <w:t>Either kind of cheat can be excluded from future cooperation, or actively punished by the group.</w:t>
       </w:r>
       <w:r>
         <w:br/>
@@ -452,17 +667,32 @@
       <w:r>
         <w:br/>
         <w:br/>
-        <w:t>Punishing a cheat usually costs the punisher something too, which raises its own puzzle. Why bother punishing at all, instead of just quietly withholding future cooperation and moving on?</w:t>
+        <w:t>Punishing a cheat usually costs the punisher something too, which raises its own puzzle.</w:t>
       </w:r>
       <w:r>
         <w:br/>
         <w:br/>
-        <w:t>This is still an active area of research. One common answer: punishment can pay off, even when it costs something. It deters future cheating across the whole group, especially when reputations get tracked and shared.</w:t>
+        <w:t>Why bother punishing at all, instead of just quietly withholding future cooperation and moving on?</w:t>
+      </w:r>
+      <w:r>
+        <w:br/>
+        <w:br/>
+        <w:t>This is still an active area of research.</w:t>
+      </w:r>
+      <w:r>
+        <w:br/>
+        <w:br/>
+        <w:t>One common answer: punishment can pay off, even when it costs something.</w:t>
+      </w:r>
+      <w:r>
+        <w:br/>
+        <w:br/>
+        <w:t>It deters future cheating across the whole group, especially when reputations get tracked and shared.</w:t>
       </w:r>
     </w:p>
     <w:p>
       <w:pPr>
-        <w:pStyle w:val="Heading1"/>
+        <w:pStyle w:val="Heading2"/>
         <w:ind w:left="0" w:right="0" w:firstLine="0"/>
         <w:jc w:val="center"/>
       </w:pPr>
@@ -486,17 +716,67 @@
       <w:r>
         <w:br/>
         <w:br/>
-        <w:t>Chapter 14 will explain that the trillions of cells in a multicellular organism are all descended from one single fertilized cell. They cooperate by specializing: some become skin, some become nerve, some become muscle. Each type gives up the ability to reproduce on its own. That sacrifice serves the whole organism's success.</w:t>
+        <w:t>Chapter 14 will explain that the trillions of cells in a multicellular organism are all descended from one single fertilized cell.</w:t>
       </w:r>
       <w:r>
         <w:br/>
         <w:br/>
-        <w:t>Here is why that works, in gene-copying terms. It is the same reason worker bees cooperate. Every cell in your body carries a nearly identical copy of your genome (your complete set of genetic instructions). So a cell that helps the body as a whole is, in effect, helping itself. It helps copies of its own genes reach the next generation, through your reproductive cells.</w:t>
+        <w:t>They cooperate by specializing: some become skin, some become nerve, some become muscle.</w:t>
       </w:r>
       <w:r>
         <w:br/>
         <w:br/>
-        <w:t>But the system can be cheated from the inside. A cell can abandon the rules of cooperative restraint. It divides without limit and ignores the signals that normally control growth. We call that cancer.</w:t>
+        <w:t>Each type gives up the ability to reproduce on its own.</w:t>
+      </w:r>
+      <w:r>
+        <w:br/>
+        <w:br/>
+        <w:t>That sacrifice serves the whole organism's success.</w:t>
+      </w:r>
+      <w:r>
+        <w:br/>
+        <w:br/>
+        <w:t>Here is why that works, in gene-copying terms.</w:t>
+      </w:r>
+      <w:r>
+        <w:br/>
+        <w:br/>
+        <w:t>It is the same reason worker bees cooperate.</w:t>
+      </w:r>
+      <w:r>
+        <w:br/>
+        <w:br/>
+        <w:t>Every cell in your body carries a nearly identical copy of your genome (your complete set of genetic instructions).</w:t>
+      </w:r>
+      <w:r>
+        <w:br/>
+        <w:br/>
+        <w:t>So a cell that helps the body as a whole is, in effect, helping itself.</w:t>
+      </w:r>
+      <w:r>
+        <w:br/>
+        <w:br/>
+        <w:t>It helps copies of its own genes reach the next generation, through your reproductive cells.</w:t>
+      </w:r>
+      <w:r>
+        <w:br/>
+        <w:br/>
+        <w:t>But the system can be cheated from the inside.</w:t>
+      </w:r>
+      <w:r>
+        <w:br/>
+        <w:br/>
+        <w:t>A cell can abandon the rules of cooperative restraint.</w:t>
+      </w:r>
+      <w:r>
+        <w:br/>
+        <w:br/>
+        <w:t>It divides without limit and ignores the signals that normally control growth.</w:t>
+      </w:r>
+      <w:r>
+        <w:br/>
+        <w:br/>
+        <w:t>We call that cancer.</w:t>
       </w:r>
       <w:r>
         <w:br/>
@@ -506,7 +786,7 @@
     </w:p>
     <w:p>
       <w:pPr>
-        <w:pStyle w:val="Heading1"/>
+        <w:pStyle w:val="Heading2"/>
         <w:ind w:left="0" w:right="0" w:firstLine="0"/>
         <w:jc w:val="center"/>
       </w:pPr>
@@ -520,7 +800,12 @@
         <w:jc w:val="center"/>
       </w:pPr>
       <w:r>
-        <w:t xml:space="preserve">Some of the most durable cooperative arrangements in nature cross species entirely. Biologists call this kind of long-term partnership </w:t>
+        <w:t>Some of the most durable cooperative arrangements in nature cross species entirely.</w:t>
+      </w:r>
+      <w:r>
+        <w:br/>
+        <w:br/>
+        <w:t xml:space="preserve">Biologists call this kind of long-term partnership </w:t>
       </w:r>
       <w:r>
         <w:rPr>
@@ -534,27 +819,67 @@
       <w:r>
         <w:br/>
         <w:br/>
-        <w:t>A lichen (the crusty, often colorful growth you see on rocks and tree bark) is not one organism but a partnership. Typically a fungus provides structure and holds onto moisture. An alga or a cyanobacterium living inside it makes food through photosynthesis (turning sunlight into usable energy). Neither partner does well alone in the harsh conditions where lichens thrive.</w:t>
+        <w:t>A lichen (the crusty, often colorful growth you see on rocks and tree bark) is not one organism but a partnership.</w:t>
       </w:r>
       <w:r>
         <w:br/>
         <w:br/>
-        <w:t>The root systems of most land plants are tangled up with fungal networks underground. The fungus trades minerals and water pulled from the soil for sugars the plant makes through photosynthesis. This arrangement is so widespread that it may have been essential to plants first moving onto land at all.</w:t>
+        <w:t>Typically a fungus provides structure and holds onto moisture.</w:t>
       </w:r>
       <w:r>
         <w:br/>
         <w:br/>
-        <w:t>Your own gut carries tens of trillions of bacterial cells. That is a few hundred bacteria for every human being who has ever lived, all packed into your intestines right now. They help digest food your own body's chemistry cannot break down, in exchange for a stable, nutrient-rich home.</w:t>
+        <w:t>An alga or a cyanobacterium living inside it makes food through photosynthesis (turning sunlight into usable energy).</w:t>
       </w:r>
       <w:r>
         <w:br/>
         <w:br/>
-        <w:t>Chapter 13 will show that this kind of partnership can, in rare and hugely consequential cases, become permanent. Two separate organisms can merge so completely that they stop being separate lineages at all.</w:t>
+        <w:t>Neither partner does well alone in the harsh conditions where lichens thrive.</w:t>
+      </w:r>
+      <w:r>
+        <w:br/>
+        <w:br/>
+        <w:t>The root systems of most land plants are tangled up with fungal networks underground.</w:t>
+      </w:r>
+      <w:r>
+        <w:br/>
+        <w:br/>
+        <w:t>The fungus trades minerals and water pulled from the soil for sugars the plant makes through photosynthesis.</w:t>
+      </w:r>
+      <w:r>
+        <w:br/>
+        <w:br/>
+        <w:t>This arrangement is so widespread that it may have been essential to plants first moving onto land at all.</w:t>
+      </w:r>
+      <w:r>
+        <w:br/>
+        <w:br/>
+        <w:t>Your own gut carries tens of trillions of bacterial cells.</w:t>
+      </w:r>
+      <w:r>
+        <w:br/>
+        <w:br/>
+        <w:t>That is a few hundred bacteria for every human being who has ever lived, all packed into your intestines right now.</w:t>
+      </w:r>
+      <w:r>
+        <w:br/>
+        <w:br/>
+        <w:t>They help digest food your own body's chemistry cannot break down, in exchange for a stable, nutrient-rich home.</w:t>
+      </w:r>
+      <w:r>
+        <w:br/>
+        <w:br/>
+        <w:t>Chapter 13 will show that this kind of partnership can, in rare and hugely consequential cases, become permanent.</w:t>
+      </w:r>
+      <w:r>
+        <w:br/>
+        <w:br/>
+        <w:t>Two separate organisms can merge so completely that they stop being separate lineages at all.</w:t>
       </w:r>
     </w:p>
     <w:p>
       <w:pPr>
-        <w:pStyle w:val="Heading1"/>
+        <w:pStyle w:val="Heading2"/>
         <w:ind w:left="0" w:right="0" w:firstLine="0"/>
         <w:jc w:val="center"/>
       </w:pPr>
@@ -568,17 +893,47 @@
         <w:jc w:val="center"/>
       </w:pPr>
       <w:r>
-        <w:t>Humans cooperate at a scale unmatched by any other species. We work together in groups of total strangers we will never meet again and share no genetic relationship with at all.</w:t>
+        <w:t>Humans cooperate at a scale unmatched by any other species.</w:t>
       </w:r>
       <w:r>
         <w:br/>
         <w:br/>
-        <w:t>Part of the explanation extends the logic already covered here. Reputation lets Tit-for-Tat-style strategies work even without repeated one-on-one encounters. A single act of cheating can be reported and remembered by an entire community. Gossip, seen this way, is really a cooperation-enforcement tool.</w:t>
+        <w:t>We work together in groups of total strangers we will never meet again and share no genetic relationship with at all.</w:t>
       </w:r>
       <w:r>
         <w:br/>
         <w:br/>
-        <w:t>Some evolutionary biologists argue that cooperation on this scale required selection acting on whole groups, not just on individuals or genes. The idea: groups made up of more cooperative individuals could out-survive and out-reproduce groups of less cooperative ones. That held true even when cooperating was costly for each individual inside that group.</w:t>
+        <w:t>Part of the explanation extends the logic already covered here.</w:t>
+      </w:r>
+      <w:r>
+        <w:br/>
+        <w:br/>
+        <w:t>Reputation lets Tit-for-Tat-style strategies work even without repeated one-on-one encounters.</w:t>
+      </w:r>
+      <w:r>
+        <w:br/>
+        <w:br/>
+        <w:t>A single act of cheating can be reported and remembered by an entire community.</w:t>
+      </w:r>
+      <w:r>
+        <w:br/>
+        <w:br/>
+        <w:t>Gossip, seen this way, is really a cooperation-enforcement tool.</w:t>
+      </w:r>
+      <w:r>
+        <w:br/>
+        <w:br/>
+        <w:t>Some evolutionary biologists argue that cooperation on this scale required selection acting on whole groups, not just on individuals or genes.</w:t>
+      </w:r>
+      <w:r>
+        <w:br/>
+        <w:br/>
+        <w:t>The idea: groups made up of more cooperative individuals could out-survive and out-reproduce groups of less cooperative ones.</w:t>
+      </w:r>
+      <w:r>
+        <w:br/>
+        <w:br/>
+        <w:t>That held true even when cooperating was costly for each individual inside that group.</w:t>
       </w:r>
       <w:r>
         <w:br/>
@@ -592,22 +947,67 @@
         <w:t>group selection</w:t>
       </w:r>
       <w:r>
-        <w:t xml:space="preserve"> or multilevel selection, was mostly dismissed by mainstream evolutionary biology for decades. Part of the reason is mathematical. Within any single group, cheats take the benefits of cooperation without paying its costs. That lets cheats outcompete cooperators, eroding the group's advantage from the inside. Unless, that is, something actively suppresses the cheats.</w:t>
+        <w:t xml:space="preserve"> or multilevel selection, was mostly dismissed by mainstream evolutionary biology for decades.</w:t>
       </w:r>
       <w:r>
         <w:br/>
         <w:br/>
-        <w:t>Exactly how much of human cooperation needs group selection to explain it? And how much can be explained by helping relatives, reciprocity, and reputation among individuals instead? That is unresolved. Specialists actively argue about it today.</w:t>
+        <w:t>Part of the reason is mathematical.</w:t>
       </w:r>
       <w:r>
         <w:br/>
         <w:br/>
-        <w:t>What is not in dispute is the outcome. Human societies run on cooperation among strangers. The scale of it would be a strange anomaly anywhere else in the tree of life.</w:t>
+        <w:t>Within any single group, cheats take the benefits of cooperation without paying its costs.</w:t>
+      </w:r>
+      <w:r>
+        <w:br/>
+        <w:br/>
+        <w:t>That lets cheats outcompete cooperators, eroding the group's advantage from the inside.</w:t>
+      </w:r>
+      <w:r>
+        <w:br/>
+        <w:br/>
+        <w:t>Unless, that is, something actively suppresses the cheats.</w:t>
+      </w:r>
+      <w:r>
+        <w:br/>
+        <w:br/>
+        <w:t>Exactly how much of human cooperation needs group selection to explain it?</w:t>
+      </w:r>
+      <w:r>
+        <w:br/>
+        <w:br/>
+        <w:t>And how much can be explained by helping relatives, reciprocity, and reputation among individuals instead?</w:t>
+      </w:r>
+      <w:r>
+        <w:br/>
+        <w:br/>
+        <w:t>That is unresolved.</w:t>
+      </w:r>
+      <w:r>
+        <w:br/>
+        <w:br/>
+        <w:t>Specialists actively argue about it today.</w:t>
+      </w:r>
+      <w:r>
+        <w:br/>
+        <w:br/>
+        <w:t>What is not in dispute is the outcome.</w:t>
+      </w:r>
+      <w:r>
+        <w:br/>
+        <w:br/>
+        <w:t>Human societies run on cooperation among strangers.</w:t>
+      </w:r>
+      <w:r>
+        <w:br/>
+        <w:br/>
+        <w:t>The scale of it would be a strange anomaly anywhere else in the tree of life.</w:t>
       </w:r>
     </w:p>
     <w:p>
       <w:pPr>
-        <w:pStyle w:val="Heading1"/>
+        <w:pStyle w:val="Heading2"/>
         <w:ind w:left="0" w:right="0" w:firstLine="0"/>
         <w:jc w:val="center"/>
       </w:pPr>
@@ -621,7 +1021,12 @@
         <w:jc w:val="center"/>
       </w:pPr>
       <w:r>
-        <w:t>Darwin called altruism a special difficulty. He worried it might sink his entire theory.</w:t>
+        <w:t>Darwin called altruism a special difficulty.</w:t>
+      </w:r>
+      <w:r>
+        <w:br/>
+        <w:br/>
+        <w:t>He worried it might sink his entire theory.</w:t>
       </w:r>
       <w:r>
         <w:br/>
@@ -636,12 +1041,27 @@
       <w:r>
         <w:br/>
         <w:br/>
-        <w:t>Help a stranger who can help you back. Repeated encounters can make the arrangement stable, as long as cheats can be caught and answered.</w:t>
+        <w:t>Help a stranger who can help you back.</w:t>
       </w:r>
       <w:r>
         <w:br/>
         <w:br/>
-        <w:t>Build a body from trillions of identical, cooperating cells. Evolution can then produce something dramatically larger and more capable than any single cell could ever be alone. That only works so long as the cheats, cancer among them, stay rare.</w:t>
+        <w:t>Repeated encounters can make the arrangement stable, as long as cheats can be caught and answered.</w:t>
+      </w:r>
+      <w:r>
+        <w:br/>
+        <w:br/>
+        <w:t>Build a body from trillions of identical, cooperating cells.</w:t>
+      </w:r>
+      <w:r>
+        <w:br/>
+        <w:br/>
+        <w:t>Evolution can then produce something dramatically larger and more capable than any single cell could ever be alone.</w:t>
+      </w:r>
+      <w:r>
+        <w:br/>
+        <w:br/>
+        <w:t>That only works so long as the cheats, cancer among them, stay rare.</w:t>
       </w:r>
       <w:r>
         <w:br/>
@@ -651,7 +1071,17 @@
       <w:r>
         <w:br/>
         <w:br/>
-        <w:t>Niceness, it turns out, is a strategy. Under the right conditions, it is a strategy that wins. That has been tested over and over, across billions of years, in every branch of the tree of life.</w:t>
+        <w:t>Niceness, it turns out, is a strategy.</w:t>
+      </w:r>
+      <w:r>
+        <w:br/>
+        <w:br/>
+        <w:t>Under the right conditions, it is a strategy that wins.</w:t>
+      </w:r>
+      <w:r>
+        <w:br/>
+        <w:br/>
+        <w:t>That has been tested over and over, across billions of years, in every branch of the tree of life.</w:t>
       </w:r>
     </w:p>
     <w:sectPr>
@@ -1116,16 +1546,17 @@
     <w:pPr>
       <w:keepNext/>
       <w:keepLines/>
-      <w:spacing w:before="200" w:after="0"/>
+      <w:spacing w:before="480" w:after="0"/>
+      <w:jc w:val="center"/>
       <w:outlineLvl w:val="1"/>
     </w:pPr>
     <w:rPr>
-      <w:rFonts w:asciiTheme="majorHAnsi" w:eastAsiaTheme="majorEastAsia" w:hAnsiTheme="majorHAnsi" w:cstheme="majorBidi"/>
+      <w:rFonts w:ascii="Amazon Ember" w:hAnsi="Amazon Ember" w:cs="Amazon Ember"/>
       <w:b/>
       <w:bCs/>
-      <w:color w:val="4F81BD" w:themeColor="accent1"/>
-      <w:sz w:val="26"/>
-      <w:szCs w:val="26"/>
+      <w:color w:val="0000FF"/>
+      <w:sz w:val="36"/>
+      <w:szCs w:val="36"/>
     </w:rPr>
   </w:style>
   <w:style w:type="paragraph" w:styleId="Heading3">
@@ -1333,12 +1764,12 @@
     <w:uiPriority w:val="9"/>
     <w:rsid w:val="00FC693F"/>
     <w:rPr>
-      <w:rFonts w:asciiTheme="majorHAnsi" w:eastAsiaTheme="majorEastAsia" w:hAnsiTheme="majorHAnsi" w:cstheme="majorBidi"/>
+      <w:rFonts w:ascii="Amazon Ember" w:hAnsi="Amazon Ember" w:cs="Amazon Ember"/>
       <w:b/>
       <w:bCs/>
-      <w:color w:val="365F91" w:themeColor="accent1" w:themeShade="BF"/>
-      <w:sz w:val="28"/>
-      <w:szCs w:val="28"/>
+      <w:color w:val="0000FF"/>
+      <w:sz w:val="36"/>
+      <w:szCs w:val="36"/>
     </w:rPr>
   </w:style>
   <w:style w:type="character" w:customStyle="1" w:styleId="Heading2Char">
@@ -1348,12 +1779,12 @@
     <w:uiPriority w:val="9"/>
     <w:rsid w:val="00FC693F"/>
     <w:rPr>
-      <w:rFonts w:asciiTheme="majorHAnsi" w:eastAsiaTheme="majorEastAsia" w:hAnsiTheme="majorHAnsi" w:cstheme="majorBidi"/>
+      <w:rFonts w:ascii="Amazon Ember" w:hAnsi="Amazon Ember" w:cs="Amazon Ember"/>
       <w:b/>
       <w:bCs/>
-      <w:color w:val="4F81BD" w:themeColor="accent1"/>
-      <w:sz w:val="26"/>
-      <w:szCs w:val="26"/>
+      <w:color w:val="0000FF"/>
+      <w:sz w:val="36"/>
+      <w:szCs w:val="36"/>
     </w:rPr>
   </w:style>
   <w:style w:type="character" w:customStyle="1" w:styleId="Heading3Char">
@@ -12718,6 +13149,46 @@
         <w:shd w:val="clear" w:color="auto" w:fill="FBCAA2" w:themeFill="accent6" w:themeFillTint="7F"/>
       </w:tcPr>
     </w:tblStylePr>
+  </w:style>
+  <w:style w:type="paragraph" w:customStyle="1" w:styleId="ChapterLabel">
+    <w:name w:val="Chapter Label"/>
+    <w:basedOn w:val="Normal"/>
+    <w:next w:val="Normal"/>
+    <w:qFormat/>
+    <w:pPr>
+      <w:keepNext/>
+      <w:keepLines/>
+      <w:spacing w:before="480" w:after="0"/>
+      <w:jc w:val="center"/>
+    </w:pPr>
+    <w:rPr>
+      <w:rFonts w:ascii="Amazon Ember" w:hAnsi="Amazon Ember" w:cs="Amazon Ember"/>
+      <w:b/>
+      <w:bCs/>
+      <w:color w:val="0000FF"/>
+      <w:sz w:val="36"/>
+      <w:szCs w:val="36"/>
+    </w:rPr>
+  </w:style>
+  <w:style w:type="paragraph" w:customStyle="1" w:styleId="PartTitle">
+    <w:name w:val="Part Title"/>
+    <w:basedOn w:val="Normal"/>
+    <w:next w:val="Normal"/>
+    <w:qFormat/>
+    <w:pPr>
+      <w:keepNext/>
+      <w:keepLines/>
+      <w:spacing w:before="480" w:after="0"/>
+      <w:jc w:val="center"/>
+    </w:pPr>
+    <w:rPr>
+      <w:rFonts w:ascii="Amazon Ember" w:hAnsi="Amazon Ember" w:cs="Amazon Ember"/>
+      <w:b/>
+      <w:bCs/>
+      <w:color w:val="0000FF"/>
+      <w:sz w:val="36"/>
+      <w:szCs w:val="36"/>
+    </w:rPr>
   </w:style>
 </w:styles>
 </file>

--- a/Evolution/chapters/12 - The Evolution of Niceness - Cooperation Cheats and Game Theory.docx
+++ b/Evolution/chapters/12 - The Evolution of Niceness - Cooperation Cheats and Game Theory.docx
@@ -9,7 +9,7 @@
         <w:jc w:val="center"/>
       </w:pPr>
       <w:r>
-        <w:t>Life: Science for Everyone</w:t>
+        <w:t>Life: Evolution</w:t>
       </w:r>
     </w:p>
     <w:p>
